--- a/resources/a-level-business-ratio-analysis-gyms/A-Level-Business-Ratio-Analysis-Gyms-Teacher.docx
+++ b/resources/a-level-business-ratio-analysis-gyms/A-Level-Business-Ratio-Analysis-Gyms-Teacher.docx
@@ -61,13 +61,13 @@
         <w:tc>
           <w:tcPr>
             <w:tcW w:type="dxa" w:w="3655"/>
-            <w:shd w:fill="142D40"/>
             <w:tcBorders>
               <w:top w:val="single" w:sz="4" w:color="D9D9D9"/>
               <w:bottom w:val="single" w:sz="4" w:color="D9D9D9"/>
               <w:left w:val="single" w:sz="4" w:color="D9D9D9"/>
               <w:right w:val="single" w:sz="4" w:color="D9D9D9"/>
             </w:tcBorders>
+            <w:shd w:fill="142D40"/>
             <w:tcMar>
               <w:top w:w="85" w:type="dxa"/>
               <w:bottom w:w="85" w:type="dxa"/>
@@ -92,13 +92,13 @@
         <w:tc>
           <w:tcPr>
             <w:tcW w:type="dxa" w:w="1218"/>
-            <w:shd w:fill="142D40"/>
             <w:tcBorders>
               <w:top w:val="single" w:sz="4" w:color="D9D9D9"/>
               <w:bottom w:val="single" w:sz="4" w:color="D9D9D9"/>
               <w:left w:val="single" w:sz="4" w:color="D9D9D9"/>
               <w:right w:val="single" w:sz="4" w:color="D9D9D9"/>
             </w:tcBorders>
+            <w:shd w:fill="142D40"/>
             <w:tcMar>
               <w:top w:w="85" w:type="dxa"/>
               <w:bottom w:w="85" w:type="dxa"/>
@@ -123,13 +123,13 @@
         <w:tc>
           <w:tcPr>
             <w:tcW w:type="dxa" w:w="5279"/>
-            <w:shd w:fill="142D40"/>
             <w:tcBorders>
               <w:top w:val="single" w:sz="4" w:color="D9D9D9"/>
               <w:bottom w:val="single" w:sz="4" w:color="D9D9D9"/>
               <w:left w:val="single" w:sz="4" w:color="D9D9D9"/>
               <w:right w:val="single" w:sz="4" w:color="D9D9D9"/>
             </w:tcBorders>
+            <w:shd w:fill="142D40"/>
             <w:tcMar>
               <w:top w:w="85" w:type="dxa"/>
               <w:bottom w:w="85" w:type="dxa"/>
@@ -156,13 +156,13 @@
         <w:tc>
           <w:tcPr>
             <w:tcW w:type="dxa" w:w="3655"/>
-            <w:shd w:fill="FFFFFF"/>
             <w:tcBorders>
               <w:top w:val="single" w:sz="4" w:color="D9D9D9"/>
               <w:bottom w:val="single" w:sz="4" w:color="D9D9D9"/>
               <w:left w:val="single" w:sz="4" w:color="D9D9D9"/>
               <w:right w:val="single" w:sz="4" w:color="D9D9D9"/>
             </w:tcBorders>
+            <w:shd w:fill="FFFFFF"/>
             <w:tcMar>
               <w:top w:w="85" w:type="dxa"/>
               <w:bottom w:w="85" w:type="dxa"/>
@@ -187,13 +187,13 @@
         <w:tc>
           <w:tcPr>
             <w:tcW w:type="dxa" w:w="1218"/>
-            <w:shd w:fill="FFFFFF"/>
             <w:tcBorders>
               <w:top w:val="single" w:sz="4" w:color="D9D9D9"/>
               <w:bottom w:val="single" w:sz="4" w:color="D9D9D9"/>
               <w:left w:val="single" w:sz="4" w:color="D9D9D9"/>
               <w:right w:val="single" w:sz="4" w:color="D9D9D9"/>
             </w:tcBorders>
+            <w:shd w:fill="FFFFFF"/>
             <w:tcMar>
               <w:top w:w="85" w:type="dxa"/>
               <w:bottom w:w="85" w:type="dxa"/>
@@ -218,13 +218,13 @@
         <w:tc>
           <w:tcPr>
             <w:tcW w:type="dxa" w:w="5279"/>
-            <w:shd w:fill="FFFFFF"/>
             <w:tcBorders>
               <w:top w:val="single" w:sz="4" w:color="D9D9D9"/>
               <w:bottom w:val="single" w:sz="4" w:color="D9D9D9"/>
               <w:left w:val="single" w:sz="4" w:color="D9D9D9"/>
               <w:right w:val="single" w:sz="4" w:color="D9D9D9"/>
             </w:tcBorders>
+            <w:shd w:fill="FFFFFF"/>
             <w:tcMar>
               <w:top w:w="85" w:type="dxa"/>
               <w:bottom w:w="85" w:type="dxa"/>
@@ -251,13 +251,13 @@
         <w:tc>
           <w:tcPr>
             <w:tcW w:type="dxa" w:w="3655"/>
-            <w:shd w:fill="F1F5F7"/>
             <w:tcBorders>
               <w:top w:val="single" w:sz="4" w:color="D9D9D9"/>
               <w:bottom w:val="single" w:sz="4" w:color="D9D9D9"/>
               <w:left w:val="single" w:sz="4" w:color="D9D9D9"/>
               <w:right w:val="single" w:sz="4" w:color="D9D9D9"/>
             </w:tcBorders>
+            <w:shd w:fill="F1F5F7"/>
             <w:tcMar>
               <w:top w:w="85" w:type="dxa"/>
               <w:bottom w:w="85" w:type="dxa"/>
@@ -282,13 +282,13 @@
         <w:tc>
           <w:tcPr>
             <w:tcW w:type="dxa" w:w="1218"/>
-            <w:shd w:fill="F1F5F7"/>
             <w:tcBorders>
               <w:top w:val="single" w:sz="4" w:color="D9D9D9"/>
               <w:bottom w:val="single" w:sz="4" w:color="D9D9D9"/>
               <w:left w:val="single" w:sz="4" w:color="D9D9D9"/>
               <w:right w:val="single" w:sz="4" w:color="D9D9D9"/>
             </w:tcBorders>
+            <w:shd w:fill="F1F5F7"/>
             <w:tcMar>
               <w:top w:w="85" w:type="dxa"/>
               <w:bottom w:w="85" w:type="dxa"/>
@@ -313,13 +313,13 @@
         <w:tc>
           <w:tcPr>
             <w:tcW w:type="dxa" w:w="5279"/>
-            <w:shd w:fill="F1F5F7"/>
             <w:tcBorders>
               <w:top w:val="single" w:sz="4" w:color="D9D9D9"/>
               <w:bottom w:val="single" w:sz="4" w:color="D9D9D9"/>
               <w:left w:val="single" w:sz="4" w:color="D9D9D9"/>
               <w:right w:val="single" w:sz="4" w:color="D9D9D9"/>
             </w:tcBorders>
+            <w:shd w:fill="F1F5F7"/>
             <w:tcMar>
               <w:top w:w="85" w:type="dxa"/>
               <w:bottom w:w="85" w:type="dxa"/>
@@ -346,13 +346,13 @@
         <w:tc>
           <w:tcPr>
             <w:tcW w:type="dxa" w:w="3655"/>
-            <w:shd w:fill="FFFFFF"/>
             <w:tcBorders>
               <w:top w:val="single" w:sz="4" w:color="D9D9D9"/>
               <w:bottom w:val="single" w:sz="4" w:color="D9D9D9"/>
               <w:left w:val="single" w:sz="4" w:color="D9D9D9"/>
               <w:right w:val="single" w:sz="4" w:color="D9D9D9"/>
             </w:tcBorders>
+            <w:shd w:fill="FFFFFF"/>
             <w:tcMar>
               <w:top w:w="85" w:type="dxa"/>
               <w:bottom w:w="85" w:type="dxa"/>
@@ -377,13 +377,13 @@
         <w:tc>
           <w:tcPr>
             <w:tcW w:type="dxa" w:w="1218"/>
-            <w:shd w:fill="FFFFFF"/>
             <w:tcBorders>
               <w:top w:val="single" w:sz="4" w:color="D9D9D9"/>
               <w:bottom w:val="single" w:sz="4" w:color="D9D9D9"/>
               <w:left w:val="single" w:sz="4" w:color="D9D9D9"/>
               <w:right w:val="single" w:sz="4" w:color="D9D9D9"/>
             </w:tcBorders>
+            <w:shd w:fill="FFFFFF"/>
             <w:tcMar>
               <w:top w:w="85" w:type="dxa"/>
               <w:bottom w:w="85" w:type="dxa"/>
@@ -408,13 +408,13 @@
         <w:tc>
           <w:tcPr>
             <w:tcW w:type="dxa" w:w="5279"/>
-            <w:shd w:fill="FFFFFF"/>
             <w:tcBorders>
               <w:top w:val="single" w:sz="4" w:color="D9D9D9"/>
               <w:bottom w:val="single" w:sz="4" w:color="D9D9D9"/>
               <w:left w:val="single" w:sz="4" w:color="D9D9D9"/>
               <w:right w:val="single" w:sz="4" w:color="D9D9D9"/>
             </w:tcBorders>
+            <w:shd w:fill="FFFFFF"/>
             <w:tcMar>
               <w:top w:w="85" w:type="dxa"/>
               <w:bottom w:w="85" w:type="dxa"/>
@@ -441,13 +441,13 @@
         <w:tc>
           <w:tcPr>
             <w:tcW w:type="dxa" w:w="3655"/>
-            <w:shd w:fill="F1F5F7"/>
             <w:tcBorders>
               <w:top w:val="single" w:sz="4" w:color="D9D9D9"/>
               <w:bottom w:val="single" w:sz="4" w:color="D9D9D9"/>
               <w:left w:val="single" w:sz="4" w:color="D9D9D9"/>
               <w:right w:val="single" w:sz="4" w:color="D9D9D9"/>
             </w:tcBorders>
+            <w:shd w:fill="F1F5F7"/>
             <w:tcMar>
               <w:top w:w="85" w:type="dxa"/>
               <w:bottom w:w="85" w:type="dxa"/>
@@ -472,13 +472,13 @@
         <w:tc>
           <w:tcPr>
             <w:tcW w:type="dxa" w:w="1218"/>
-            <w:shd w:fill="F1F5F7"/>
             <w:tcBorders>
               <w:top w:val="single" w:sz="4" w:color="D9D9D9"/>
               <w:bottom w:val="single" w:sz="4" w:color="D9D9D9"/>
               <w:left w:val="single" w:sz="4" w:color="D9D9D9"/>
               <w:right w:val="single" w:sz="4" w:color="D9D9D9"/>
             </w:tcBorders>
+            <w:shd w:fill="F1F5F7"/>
             <w:tcMar>
               <w:top w:w="85" w:type="dxa"/>
               <w:bottom w:w="85" w:type="dxa"/>
@@ -503,13 +503,13 @@
         <w:tc>
           <w:tcPr>
             <w:tcW w:type="dxa" w:w="5279"/>
-            <w:shd w:fill="F1F5F7"/>
             <w:tcBorders>
               <w:top w:val="single" w:sz="4" w:color="D9D9D9"/>
               <w:bottom w:val="single" w:sz="4" w:color="D9D9D9"/>
               <w:left w:val="single" w:sz="4" w:color="D9D9D9"/>
               <w:right w:val="single" w:sz="4" w:color="D9D9D9"/>
             </w:tcBorders>
+            <w:shd w:fill="F1F5F7"/>
             <w:tcMar>
               <w:top w:w="85" w:type="dxa"/>
               <w:bottom w:w="85" w:type="dxa"/>
@@ -536,13 +536,13 @@
         <w:tc>
           <w:tcPr>
             <w:tcW w:type="dxa" w:w="3655"/>
-            <w:shd w:fill="FFFFFF"/>
             <w:tcBorders>
               <w:top w:val="single" w:sz="4" w:color="D9D9D9"/>
               <w:bottom w:val="single" w:sz="4" w:color="D9D9D9"/>
               <w:left w:val="single" w:sz="4" w:color="D9D9D9"/>
               <w:right w:val="single" w:sz="4" w:color="D9D9D9"/>
             </w:tcBorders>
+            <w:shd w:fill="FFFFFF"/>
             <w:tcMar>
               <w:top w:w="85" w:type="dxa"/>
               <w:bottom w:w="85" w:type="dxa"/>
@@ -567,13 +567,13 @@
         <w:tc>
           <w:tcPr>
             <w:tcW w:type="dxa" w:w="1218"/>
-            <w:shd w:fill="FFFFFF"/>
             <w:tcBorders>
               <w:top w:val="single" w:sz="4" w:color="D9D9D9"/>
               <w:bottom w:val="single" w:sz="4" w:color="D9D9D9"/>
               <w:left w:val="single" w:sz="4" w:color="D9D9D9"/>
               <w:right w:val="single" w:sz="4" w:color="D9D9D9"/>
             </w:tcBorders>
+            <w:shd w:fill="FFFFFF"/>
             <w:tcMar>
               <w:top w:w="85" w:type="dxa"/>
               <w:bottom w:w="85" w:type="dxa"/>
@@ -598,13 +598,13 @@
         <w:tc>
           <w:tcPr>
             <w:tcW w:type="dxa" w:w="5279"/>
-            <w:shd w:fill="FFFFFF"/>
             <w:tcBorders>
               <w:top w:val="single" w:sz="4" w:color="D9D9D9"/>
               <w:bottom w:val="single" w:sz="4" w:color="D9D9D9"/>
               <w:left w:val="single" w:sz="4" w:color="D9D9D9"/>
               <w:right w:val="single" w:sz="4" w:color="D9D9D9"/>
             </w:tcBorders>
+            <w:shd w:fill="FFFFFF"/>
             <w:tcMar>
               <w:top w:w="85" w:type="dxa"/>
               <w:bottom w:w="85" w:type="dxa"/>
@@ -631,13 +631,13 @@
         <w:tc>
           <w:tcPr>
             <w:tcW w:type="dxa" w:w="3655"/>
-            <w:shd w:fill="F1F5F7"/>
             <w:tcBorders>
               <w:top w:val="single" w:sz="4" w:color="D9D9D9"/>
               <w:bottom w:val="single" w:sz="4" w:color="D9D9D9"/>
               <w:left w:val="single" w:sz="4" w:color="D9D9D9"/>
               <w:right w:val="single" w:sz="4" w:color="D9D9D9"/>
             </w:tcBorders>
+            <w:shd w:fill="F1F5F7"/>
             <w:tcMar>
               <w:top w:w="85" w:type="dxa"/>
               <w:bottom w:w="85" w:type="dxa"/>
@@ -662,13 +662,13 @@
         <w:tc>
           <w:tcPr>
             <w:tcW w:type="dxa" w:w="1218"/>
-            <w:shd w:fill="F1F5F7"/>
             <w:tcBorders>
               <w:top w:val="single" w:sz="4" w:color="D9D9D9"/>
               <w:bottom w:val="single" w:sz="4" w:color="D9D9D9"/>
               <w:left w:val="single" w:sz="4" w:color="D9D9D9"/>
               <w:right w:val="single" w:sz="4" w:color="D9D9D9"/>
             </w:tcBorders>
+            <w:shd w:fill="F1F5F7"/>
             <w:tcMar>
               <w:top w:w="85" w:type="dxa"/>
               <w:bottom w:w="85" w:type="dxa"/>
@@ -693,13 +693,13 @@
         <w:tc>
           <w:tcPr>
             <w:tcW w:type="dxa" w:w="5279"/>
-            <w:shd w:fill="F1F5F7"/>
             <w:tcBorders>
               <w:top w:val="single" w:sz="4" w:color="D9D9D9"/>
               <w:bottom w:val="single" w:sz="4" w:color="D9D9D9"/>
               <w:left w:val="single" w:sz="4" w:color="D9D9D9"/>
               <w:right w:val="single" w:sz="4" w:color="D9D9D9"/>
             </w:tcBorders>
+            <w:shd w:fill="F1F5F7"/>
             <w:tcMar>
               <w:top w:w="85" w:type="dxa"/>
               <w:bottom w:w="85" w:type="dxa"/>
@@ -726,13 +726,13 @@
         <w:tc>
           <w:tcPr>
             <w:tcW w:type="dxa" w:w="3655"/>
-            <w:shd w:fill="FFFFFF"/>
             <w:tcBorders>
               <w:top w:val="single" w:sz="4" w:color="D9D9D9"/>
               <w:bottom w:val="single" w:sz="4" w:color="D9D9D9"/>
               <w:left w:val="single" w:sz="4" w:color="D9D9D9"/>
               <w:right w:val="single" w:sz="4" w:color="D9D9D9"/>
             </w:tcBorders>
+            <w:shd w:fill="FFFFFF"/>
             <w:tcMar>
               <w:top w:w="85" w:type="dxa"/>
               <w:bottom w:w="85" w:type="dxa"/>
@@ -757,13 +757,13 @@
         <w:tc>
           <w:tcPr>
             <w:tcW w:type="dxa" w:w="1218"/>
-            <w:shd w:fill="FFFFFF"/>
             <w:tcBorders>
               <w:top w:val="single" w:sz="4" w:color="D9D9D9"/>
               <w:bottom w:val="single" w:sz="4" w:color="D9D9D9"/>
               <w:left w:val="single" w:sz="4" w:color="D9D9D9"/>
               <w:right w:val="single" w:sz="4" w:color="D9D9D9"/>
             </w:tcBorders>
+            <w:shd w:fill="FFFFFF"/>
             <w:tcMar>
               <w:top w:w="85" w:type="dxa"/>
               <w:bottom w:w="85" w:type="dxa"/>
@@ -788,13 +788,13 @@
         <w:tc>
           <w:tcPr>
             <w:tcW w:type="dxa" w:w="5279"/>
-            <w:shd w:fill="FFFFFF"/>
             <w:tcBorders>
               <w:top w:val="single" w:sz="4" w:color="D9D9D9"/>
               <w:bottom w:val="single" w:sz="4" w:color="D9D9D9"/>
               <w:left w:val="single" w:sz="4" w:color="D9D9D9"/>
               <w:right w:val="single" w:sz="4" w:color="D9D9D9"/>
             </w:tcBorders>
+            <w:shd w:fill="FFFFFF"/>
             <w:tcMar>
               <w:top w:w="85" w:type="dxa"/>
               <w:bottom w:w="85" w:type="dxa"/>
@@ -821,13 +821,13 @@
         <w:tc>
           <w:tcPr>
             <w:tcW w:type="dxa" w:w="3655"/>
-            <w:shd w:fill="F1F5F7"/>
             <w:tcBorders>
               <w:top w:val="single" w:sz="4" w:color="D9D9D9"/>
               <w:bottom w:val="single" w:sz="4" w:color="D9D9D9"/>
               <w:left w:val="single" w:sz="4" w:color="D9D9D9"/>
               <w:right w:val="single" w:sz="4" w:color="D9D9D9"/>
             </w:tcBorders>
+            <w:shd w:fill="F1F5F7"/>
             <w:tcMar>
               <w:top w:w="85" w:type="dxa"/>
               <w:bottom w:w="85" w:type="dxa"/>
@@ -852,13 +852,13 @@
         <w:tc>
           <w:tcPr>
             <w:tcW w:type="dxa" w:w="1218"/>
-            <w:shd w:fill="F1F5F7"/>
             <w:tcBorders>
               <w:top w:val="single" w:sz="4" w:color="D9D9D9"/>
               <w:bottom w:val="single" w:sz="4" w:color="D9D9D9"/>
               <w:left w:val="single" w:sz="4" w:color="D9D9D9"/>
               <w:right w:val="single" w:sz="4" w:color="D9D9D9"/>
             </w:tcBorders>
+            <w:shd w:fill="F1F5F7"/>
             <w:tcMar>
               <w:top w:w="85" w:type="dxa"/>
               <w:bottom w:w="85" w:type="dxa"/>
@@ -883,13 +883,13 @@
         <w:tc>
           <w:tcPr>
             <w:tcW w:type="dxa" w:w="5279"/>
-            <w:shd w:fill="F1F5F7"/>
             <w:tcBorders>
               <w:top w:val="single" w:sz="4" w:color="D9D9D9"/>
               <w:bottom w:val="single" w:sz="4" w:color="D9D9D9"/>
               <w:left w:val="single" w:sz="4" w:color="D9D9D9"/>
               <w:right w:val="single" w:sz="4" w:color="D9D9D9"/>
             </w:tcBorders>
+            <w:shd w:fill="F1F5F7"/>
             <w:tcMar>
               <w:top w:w="85" w:type="dxa"/>
               <w:bottom w:w="85" w:type="dxa"/>
@@ -960,13 +960,13 @@
         <w:tc>
           <w:tcPr>
             <w:tcW w:type="dxa" w:w="2436"/>
-            <w:shd w:fill="142D40"/>
             <w:tcBorders>
               <w:top w:val="single" w:sz="4" w:color="D9D9D9"/>
               <w:bottom w:val="single" w:sz="4" w:color="D9D9D9"/>
               <w:left w:val="single" w:sz="4" w:color="D9D9D9"/>
               <w:right w:val="single" w:sz="4" w:color="D9D9D9"/>
             </w:tcBorders>
+            <w:shd w:fill="142D40"/>
             <w:tcMar>
               <w:top w:w="85" w:type="dxa"/>
               <w:bottom w:w="85" w:type="dxa"/>
@@ -991,13 +991,13 @@
         <w:tc>
           <w:tcPr>
             <w:tcW w:type="dxa" w:w="3858"/>
-            <w:shd w:fill="142D40"/>
             <w:tcBorders>
               <w:top w:val="single" w:sz="4" w:color="D9D9D9"/>
               <w:bottom w:val="single" w:sz="4" w:color="D9D9D9"/>
               <w:left w:val="single" w:sz="4" w:color="D9D9D9"/>
               <w:right w:val="single" w:sz="4" w:color="D9D9D9"/>
             </w:tcBorders>
+            <w:shd w:fill="142D40"/>
             <w:tcMar>
               <w:top w:w="85" w:type="dxa"/>
               <w:bottom w:w="85" w:type="dxa"/>
@@ -1022,13 +1022,13 @@
         <w:tc>
           <w:tcPr>
             <w:tcW w:type="dxa" w:w="3858"/>
-            <w:shd w:fill="142D40"/>
             <w:tcBorders>
               <w:top w:val="single" w:sz="4" w:color="D9D9D9"/>
               <w:bottom w:val="single" w:sz="4" w:color="D9D9D9"/>
               <w:left w:val="single" w:sz="4" w:color="D9D9D9"/>
               <w:right w:val="single" w:sz="4" w:color="D9D9D9"/>
             </w:tcBorders>
+            <w:shd w:fill="142D40"/>
             <w:tcMar>
               <w:top w:w="85" w:type="dxa"/>
               <w:bottom w:w="85" w:type="dxa"/>
@@ -1055,13 +1055,13 @@
         <w:tc>
           <w:tcPr>
             <w:tcW w:type="dxa" w:w="2436"/>
-            <w:shd w:fill="FFFFFF"/>
             <w:tcBorders>
               <w:top w:val="single" w:sz="4" w:color="D9D9D9"/>
               <w:bottom w:val="single" w:sz="4" w:color="D9D9D9"/>
               <w:left w:val="single" w:sz="4" w:color="D9D9D9"/>
               <w:right w:val="single" w:sz="4" w:color="D9D9D9"/>
             </w:tcBorders>
+            <w:shd w:fill="FFFFFF"/>
             <w:tcMar>
               <w:top w:w="85" w:type="dxa"/>
               <w:bottom w:w="85" w:type="dxa"/>
@@ -1086,13 +1086,13 @@
         <w:tc>
           <w:tcPr>
             <w:tcW w:type="dxa" w:w="3858"/>
-            <w:shd w:fill="FFFFFF"/>
             <w:tcBorders>
               <w:top w:val="single" w:sz="4" w:color="D9D9D9"/>
               <w:bottom w:val="single" w:sz="4" w:color="D9D9D9"/>
               <w:left w:val="single" w:sz="4" w:color="D9D9D9"/>
               <w:right w:val="single" w:sz="4" w:color="D9D9D9"/>
             </w:tcBorders>
+            <w:shd w:fill="FFFFFF"/>
             <w:tcMar>
               <w:top w:w="85" w:type="dxa"/>
               <w:bottom w:w="85" w:type="dxa"/>
@@ -1117,13 +1117,13 @@
         <w:tc>
           <w:tcPr>
             <w:tcW w:type="dxa" w:w="3858"/>
-            <w:shd w:fill="FFFFFF"/>
             <w:tcBorders>
               <w:top w:val="single" w:sz="4" w:color="D9D9D9"/>
               <w:bottom w:val="single" w:sz="4" w:color="D9D9D9"/>
               <w:left w:val="single" w:sz="4" w:color="D9D9D9"/>
               <w:right w:val="single" w:sz="4" w:color="D9D9D9"/>
             </w:tcBorders>
+            <w:shd w:fill="FFFFFF"/>
             <w:tcMar>
               <w:top w:w="85" w:type="dxa"/>
               <w:bottom w:w="85" w:type="dxa"/>
@@ -1150,13 +1150,13 @@
         <w:tc>
           <w:tcPr>
             <w:tcW w:type="dxa" w:w="2436"/>
-            <w:shd w:fill="F1F5F7"/>
             <w:tcBorders>
               <w:top w:val="single" w:sz="4" w:color="D9D9D9"/>
               <w:bottom w:val="single" w:sz="4" w:color="D9D9D9"/>
               <w:left w:val="single" w:sz="4" w:color="D9D9D9"/>
               <w:right w:val="single" w:sz="4" w:color="D9D9D9"/>
             </w:tcBorders>
+            <w:shd w:fill="F1F5F7"/>
             <w:tcMar>
               <w:top w:w="85" w:type="dxa"/>
               <w:bottom w:w="85" w:type="dxa"/>
@@ -1181,13 +1181,13 @@
         <w:tc>
           <w:tcPr>
             <w:tcW w:type="dxa" w:w="3858"/>
-            <w:shd w:fill="F1F5F7"/>
             <w:tcBorders>
               <w:top w:val="single" w:sz="4" w:color="D9D9D9"/>
               <w:bottom w:val="single" w:sz="4" w:color="D9D9D9"/>
               <w:left w:val="single" w:sz="4" w:color="D9D9D9"/>
               <w:right w:val="single" w:sz="4" w:color="D9D9D9"/>
             </w:tcBorders>
+            <w:shd w:fill="F1F5F7"/>
             <w:tcMar>
               <w:top w:w="85" w:type="dxa"/>
               <w:bottom w:w="85" w:type="dxa"/>
@@ -1212,13 +1212,13 @@
         <w:tc>
           <w:tcPr>
             <w:tcW w:type="dxa" w:w="3858"/>
-            <w:shd w:fill="F1F5F7"/>
             <w:tcBorders>
               <w:top w:val="single" w:sz="4" w:color="D9D9D9"/>
               <w:bottom w:val="single" w:sz="4" w:color="D9D9D9"/>
               <w:left w:val="single" w:sz="4" w:color="D9D9D9"/>
               <w:right w:val="single" w:sz="4" w:color="D9D9D9"/>
             </w:tcBorders>
+            <w:shd w:fill="F1F5F7"/>
             <w:tcMar>
               <w:top w:w="85" w:type="dxa"/>
               <w:bottom w:w="85" w:type="dxa"/>
@@ -1245,13 +1245,13 @@
         <w:tc>
           <w:tcPr>
             <w:tcW w:type="dxa" w:w="2436"/>
-            <w:shd w:fill="FFFFFF"/>
             <w:tcBorders>
               <w:top w:val="single" w:sz="4" w:color="D9D9D9"/>
               <w:bottom w:val="single" w:sz="4" w:color="D9D9D9"/>
               <w:left w:val="single" w:sz="4" w:color="D9D9D9"/>
               <w:right w:val="single" w:sz="4" w:color="D9D9D9"/>
             </w:tcBorders>
+            <w:shd w:fill="FFFFFF"/>
             <w:tcMar>
               <w:top w:w="85" w:type="dxa"/>
               <w:bottom w:w="85" w:type="dxa"/>
@@ -1276,13 +1276,13 @@
         <w:tc>
           <w:tcPr>
             <w:tcW w:type="dxa" w:w="3858"/>
-            <w:shd w:fill="FFFFFF"/>
             <w:tcBorders>
               <w:top w:val="single" w:sz="4" w:color="D9D9D9"/>
               <w:bottom w:val="single" w:sz="4" w:color="D9D9D9"/>
               <w:left w:val="single" w:sz="4" w:color="D9D9D9"/>
               <w:right w:val="single" w:sz="4" w:color="D9D9D9"/>
             </w:tcBorders>
+            <w:shd w:fill="FFFFFF"/>
             <w:tcMar>
               <w:top w:w="85" w:type="dxa"/>
               <w:bottom w:w="85" w:type="dxa"/>
@@ -1307,13 +1307,13 @@
         <w:tc>
           <w:tcPr>
             <w:tcW w:type="dxa" w:w="3858"/>
-            <w:shd w:fill="FFFFFF"/>
             <w:tcBorders>
               <w:top w:val="single" w:sz="4" w:color="D9D9D9"/>
               <w:bottom w:val="single" w:sz="4" w:color="D9D9D9"/>
               <w:left w:val="single" w:sz="4" w:color="D9D9D9"/>
               <w:right w:val="single" w:sz="4" w:color="D9D9D9"/>
             </w:tcBorders>
+            <w:shd w:fill="FFFFFF"/>
             <w:tcMar>
               <w:top w:w="85" w:type="dxa"/>
               <w:bottom w:w="85" w:type="dxa"/>
@@ -1385,13 +1385,13 @@
         <w:tc>
           <w:tcPr>
             <w:tcW w:type="dxa" w:w="3452"/>
-            <w:shd w:fill="142D40"/>
             <w:tcBorders>
               <w:top w:val="single" w:sz="4" w:color="D9D9D9"/>
               <w:bottom w:val="single" w:sz="4" w:color="D9D9D9"/>
               <w:left w:val="single" w:sz="4" w:color="D9D9D9"/>
               <w:right w:val="single" w:sz="4" w:color="D9D9D9"/>
             </w:tcBorders>
+            <w:shd w:fill="142D40"/>
             <w:tcMar>
               <w:top w:w="85" w:type="dxa"/>
               <w:bottom w:w="85" w:type="dxa"/>
@@ -1416,13 +1416,13 @@
         <w:tc>
           <w:tcPr>
             <w:tcW w:type="dxa" w:w="3350"/>
-            <w:shd w:fill="142D40"/>
             <w:tcBorders>
               <w:top w:val="single" w:sz="4" w:color="D9D9D9"/>
               <w:bottom w:val="single" w:sz="4" w:color="D9D9D9"/>
               <w:left w:val="single" w:sz="4" w:color="D9D9D9"/>
               <w:right w:val="single" w:sz="4" w:color="D9D9D9"/>
             </w:tcBorders>
+            <w:shd w:fill="142D40"/>
             <w:tcMar>
               <w:top w:w="85" w:type="dxa"/>
               <w:bottom w:w="85" w:type="dxa"/>
@@ -1447,13 +1447,13 @@
         <w:tc>
           <w:tcPr>
             <w:tcW w:type="dxa" w:w="3350"/>
-            <w:shd w:fill="142D40"/>
             <w:tcBorders>
               <w:top w:val="single" w:sz="4" w:color="D9D9D9"/>
               <w:bottom w:val="single" w:sz="4" w:color="D9D9D9"/>
               <w:left w:val="single" w:sz="4" w:color="D9D9D9"/>
               <w:right w:val="single" w:sz="4" w:color="D9D9D9"/>
             </w:tcBorders>
+            <w:shd w:fill="142D40"/>
             <w:tcMar>
               <w:top w:w="85" w:type="dxa"/>
               <w:bottom w:w="85" w:type="dxa"/>
@@ -1480,13 +1480,13 @@
         <w:tc>
           <w:tcPr>
             <w:tcW w:type="dxa" w:w="3452"/>
-            <w:shd w:fill="FFFFFF"/>
             <w:tcBorders>
               <w:top w:val="single" w:sz="4" w:color="D9D9D9"/>
               <w:bottom w:val="single" w:sz="4" w:color="D9D9D9"/>
               <w:left w:val="single" w:sz="4" w:color="D9D9D9"/>
               <w:right w:val="single" w:sz="4" w:color="D9D9D9"/>
             </w:tcBorders>
+            <w:shd w:fill="FFFFFF"/>
             <w:tcMar>
               <w:top w:w="85" w:type="dxa"/>
               <w:bottom w:w="85" w:type="dxa"/>
@@ -1511,13 +1511,13 @@
         <w:tc>
           <w:tcPr>
             <w:tcW w:type="dxa" w:w="3350"/>
-            <w:shd w:fill="FFFFFF"/>
             <w:tcBorders>
               <w:top w:val="single" w:sz="4" w:color="D9D9D9"/>
               <w:bottom w:val="single" w:sz="4" w:color="D9D9D9"/>
               <w:left w:val="single" w:sz="4" w:color="D9D9D9"/>
               <w:right w:val="single" w:sz="4" w:color="D9D9D9"/>
             </w:tcBorders>
+            <w:shd w:fill="FFFFFF"/>
             <w:tcMar>
               <w:top w:w="85" w:type="dxa"/>
               <w:bottom w:w="85" w:type="dxa"/>
@@ -1542,13 +1542,13 @@
         <w:tc>
           <w:tcPr>
             <w:tcW w:type="dxa" w:w="3350"/>
-            <w:shd w:fill="FFFFFF"/>
             <w:tcBorders>
               <w:top w:val="single" w:sz="4" w:color="D9D9D9"/>
               <w:bottom w:val="single" w:sz="4" w:color="D9D9D9"/>
               <w:left w:val="single" w:sz="4" w:color="D9D9D9"/>
               <w:right w:val="single" w:sz="4" w:color="D9D9D9"/>
             </w:tcBorders>
+            <w:shd w:fill="FFFFFF"/>
             <w:tcMar>
               <w:top w:w="85" w:type="dxa"/>
               <w:bottom w:w="85" w:type="dxa"/>
@@ -1575,13 +1575,13 @@
         <w:tc>
           <w:tcPr>
             <w:tcW w:type="dxa" w:w="3452"/>
-            <w:shd w:fill="F1F5F7"/>
             <w:tcBorders>
               <w:top w:val="single" w:sz="4" w:color="D9D9D9"/>
               <w:bottom w:val="single" w:sz="4" w:color="D9D9D9"/>
               <w:left w:val="single" w:sz="4" w:color="D9D9D9"/>
               <w:right w:val="single" w:sz="4" w:color="D9D9D9"/>
             </w:tcBorders>
+            <w:shd w:fill="F1F5F7"/>
             <w:tcMar>
               <w:top w:w="85" w:type="dxa"/>
               <w:bottom w:w="85" w:type="dxa"/>
@@ -1606,13 +1606,13 @@
         <w:tc>
           <w:tcPr>
             <w:tcW w:type="dxa" w:w="3350"/>
-            <w:shd w:fill="F1F5F7"/>
             <w:tcBorders>
               <w:top w:val="single" w:sz="4" w:color="D9D9D9"/>
               <w:bottom w:val="single" w:sz="4" w:color="D9D9D9"/>
               <w:left w:val="single" w:sz="4" w:color="D9D9D9"/>
               <w:right w:val="single" w:sz="4" w:color="D9D9D9"/>
             </w:tcBorders>
+            <w:shd w:fill="F1F5F7"/>
             <w:tcMar>
               <w:top w:w="85" w:type="dxa"/>
               <w:bottom w:w="85" w:type="dxa"/>
@@ -1637,13 +1637,13 @@
         <w:tc>
           <w:tcPr>
             <w:tcW w:type="dxa" w:w="3350"/>
-            <w:shd w:fill="F1F5F7"/>
             <w:tcBorders>
               <w:top w:val="single" w:sz="4" w:color="D9D9D9"/>
               <w:bottom w:val="single" w:sz="4" w:color="D9D9D9"/>
               <w:left w:val="single" w:sz="4" w:color="D9D9D9"/>
               <w:right w:val="single" w:sz="4" w:color="D9D9D9"/>
             </w:tcBorders>
+            <w:shd w:fill="F1F5F7"/>
             <w:tcMar>
               <w:top w:w="85" w:type="dxa"/>
               <w:bottom w:w="85" w:type="dxa"/>
@@ -1670,13 +1670,13 @@
         <w:tc>
           <w:tcPr>
             <w:tcW w:type="dxa" w:w="3452"/>
-            <w:shd w:fill="FFFFFF"/>
             <w:tcBorders>
               <w:top w:val="single" w:sz="4" w:color="D9D9D9"/>
               <w:bottom w:val="single" w:sz="4" w:color="D9D9D9"/>
               <w:left w:val="single" w:sz="4" w:color="D9D9D9"/>
               <w:right w:val="single" w:sz="4" w:color="D9D9D9"/>
             </w:tcBorders>
+            <w:shd w:fill="FFFFFF"/>
             <w:tcMar>
               <w:top w:w="85" w:type="dxa"/>
               <w:bottom w:w="85" w:type="dxa"/>
@@ -1701,13 +1701,13 @@
         <w:tc>
           <w:tcPr>
             <w:tcW w:type="dxa" w:w="3350"/>
-            <w:shd w:fill="FFFFFF"/>
             <w:tcBorders>
               <w:top w:val="single" w:sz="4" w:color="D9D9D9"/>
               <w:bottom w:val="single" w:sz="4" w:color="D9D9D9"/>
               <w:left w:val="single" w:sz="4" w:color="D9D9D9"/>
               <w:right w:val="single" w:sz="4" w:color="D9D9D9"/>
             </w:tcBorders>
+            <w:shd w:fill="FFFFFF"/>
             <w:tcMar>
               <w:top w:w="85" w:type="dxa"/>
               <w:bottom w:w="85" w:type="dxa"/>
@@ -1732,13 +1732,13 @@
         <w:tc>
           <w:tcPr>
             <w:tcW w:type="dxa" w:w="3350"/>
-            <w:shd w:fill="FFFFFF"/>
             <w:tcBorders>
               <w:top w:val="single" w:sz="4" w:color="D9D9D9"/>
               <w:bottom w:val="single" w:sz="4" w:color="D9D9D9"/>
               <w:left w:val="single" w:sz="4" w:color="D9D9D9"/>
               <w:right w:val="single" w:sz="4" w:color="D9D9D9"/>
             </w:tcBorders>
+            <w:shd w:fill="FFFFFF"/>
             <w:tcMar>
               <w:top w:w="85" w:type="dxa"/>
               <w:bottom w:w="85" w:type="dxa"/>
@@ -1765,13 +1765,13 @@
         <w:tc>
           <w:tcPr>
             <w:tcW w:type="dxa" w:w="3452"/>
-            <w:shd w:fill="F1F5F7"/>
             <w:tcBorders>
               <w:top w:val="single" w:sz="4" w:color="D9D9D9"/>
               <w:bottom w:val="single" w:sz="4" w:color="D9D9D9"/>
               <w:left w:val="single" w:sz="4" w:color="D9D9D9"/>
               <w:right w:val="single" w:sz="4" w:color="D9D9D9"/>
             </w:tcBorders>
+            <w:shd w:fill="F1F5F7"/>
             <w:tcMar>
               <w:top w:w="85" w:type="dxa"/>
               <w:bottom w:w="85" w:type="dxa"/>
@@ -1796,13 +1796,13 @@
         <w:tc>
           <w:tcPr>
             <w:tcW w:type="dxa" w:w="3350"/>
-            <w:shd w:fill="F1F5F7"/>
             <w:tcBorders>
               <w:top w:val="single" w:sz="4" w:color="D9D9D9"/>
               <w:bottom w:val="single" w:sz="4" w:color="D9D9D9"/>
               <w:left w:val="single" w:sz="4" w:color="D9D9D9"/>
               <w:right w:val="single" w:sz="4" w:color="D9D9D9"/>
             </w:tcBorders>
+            <w:shd w:fill="F1F5F7"/>
             <w:tcMar>
               <w:top w:w="85" w:type="dxa"/>
               <w:bottom w:w="85" w:type="dxa"/>
@@ -1827,13 +1827,13 @@
         <w:tc>
           <w:tcPr>
             <w:tcW w:type="dxa" w:w="3350"/>
-            <w:shd w:fill="F1F5F7"/>
             <w:tcBorders>
               <w:top w:val="single" w:sz="4" w:color="D9D9D9"/>
               <w:bottom w:val="single" w:sz="4" w:color="D9D9D9"/>
               <w:left w:val="single" w:sz="4" w:color="D9D9D9"/>
               <w:right w:val="single" w:sz="4" w:color="D9D9D9"/>
             </w:tcBorders>
+            <w:shd w:fill="F1F5F7"/>
             <w:tcMar>
               <w:top w:w="85" w:type="dxa"/>
               <w:bottom w:w="85" w:type="dxa"/>
@@ -1860,13 +1860,13 @@
         <w:tc>
           <w:tcPr>
             <w:tcW w:type="dxa" w:w="3452"/>
-            <w:shd w:fill="FFFFFF"/>
             <w:tcBorders>
               <w:top w:val="single" w:sz="4" w:color="D9D9D9"/>
               <w:bottom w:val="single" w:sz="4" w:color="D9D9D9"/>
               <w:left w:val="single" w:sz="4" w:color="D9D9D9"/>
               <w:right w:val="single" w:sz="4" w:color="D9D9D9"/>
             </w:tcBorders>
+            <w:shd w:fill="FFFFFF"/>
             <w:tcMar>
               <w:top w:w="85" w:type="dxa"/>
               <w:bottom w:w="85" w:type="dxa"/>
@@ -1891,13 +1891,13 @@
         <w:tc>
           <w:tcPr>
             <w:tcW w:type="dxa" w:w="3350"/>
-            <w:shd w:fill="FFFFFF"/>
             <w:tcBorders>
               <w:top w:val="single" w:sz="4" w:color="D9D9D9"/>
               <w:bottom w:val="single" w:sz="4" w:color="D9D9D9"/>
               <w:left w:val="single" w:sz="4" w:color="D9D9D9"/>
               <w:right w:val="single" w:sz="4" w:color="D9D9D9"/>
             </w:tcBorders>
+            <w:shd w:fill="FFFFFF"/>
             <w:tcMar>
               <w:top w:w="85" w:type="dxa"/>
               <w:bottom w:w="85" w:type="dxa"/>
@@ -1922,13 +1922,13 @@
         <w:tc>
           <w:tcPr>
             <w:tcW w:type="dxa" w:w="3350"/>
-            <w:shd w:fill="FFFFFF"/>
             <w:tcBorders>
               <w:top w:val="single" w:sz="4" w:color="D9D9D9"/>
               <w:bottom w:val="single" w:sz="4" w:color="D9D9D9"/>
               <w:left w:val="single" w:sz="4" w:color="D9D9D9"/>
               <w:right w:val="single" w:sz="4" w:color="D9D9D9"/>
             </w:tcBorders>
+            <w:shd w:fill="FFFFFF"/>
             <w:tcMar>
               <w:top w:w="85" w:type="dxa"/>
               <w:bottom w:w="85" w:type="dxa"/>

--- a/resources/a-level-business-ratio-analysis-gyms/A-Level-Business-Ratio-Analysis-Gyms-Teacher.docx
+++ b/resources/a-level-business-ratio-analysis-gyms/A-Level-Business-Ratio-Analysis-Gyms-Teacher.docx
@@ -63,15 +63,15 @@
             <w:tcW w:type="dxa" w:w="3655"/>
             <w:tcBorders>
               <w:top w:val="single" w:sz="4" w:color="D9D9D9"/>
+              <w:left w:val="single" w:sz="4" w:color="D9D9D9"/>
               <w:bottom w:val="single" w:sz="4" w:color="D9D9D9"/>
-              <w:left w:val="single" w:sz="4" w:color="D9D9D9"/>
               <w:right w:val="single" w:sz="4" w:color="D9D9D9"/>
             </w:tcBorders>
             <w:shd w:fill="142D40"/>
             <w:tcMar>
               <w:top w:w="85" w:type="dxa"/>
+              <w:left w:w="85" w:type="dxa"/>
               <w:bottom w:w="85" w:type="dxa"/>
-              <w:left w:w="85" w:type="dxa"/>
               <w:right w:w="85" w:type="dxa"/>
             </w:tcMar>
           </w:tcPr>
@@ -94,15 +94,15 @@
             <w:tcW w:type="dxa" w:w="1218"/>
             <w:tcBorders>
               <w:top w:val="single" w:sz="4" w:color="D9D9D9"/>
+              <w:left w:val="single" w:sz="4" w:color="D9D9D9"/>
               <w:bottom w:val="single" w:sz="4" w:color="D9D9D9"/>
-              <w:left w:val="single" w:sz="4" w:color="D9D9D9"/>
               <w:right w:val="single" w:sz="4" w:color="D9D9D9"/>
             </w:tcBorders>
             <w:shd w:fill="142D40"/>
             <w:tcMar>
               <w:top w:w="85" w:type="dxa"/>
+              <w:left w:w="85" w:type="dxa"/>
               <w:bottom w:w="85" w:type="dxa"/>
-              <w:left w:w="85" w:type="dxa"/>
               <w:right w:w="85" w:type="dxa"/>
             </w:tcMar>
           </w:tcPr>
@@ -125,15 +125,15 @@
             <w:tcW w:type="dxa" w:w="5279"/>
             <w:tcBorders>
               <w:top w:val="single" w:sz="4" w:color="D9D9D9"/>
+              <w:left w:val="single" w:sz="4" w:color="D9D9D9"/>
               <w:bottom w:val="single" w:sz="4" w:color="D9D9D9"/>
-              <w:left w:val="single" w:sz="4" w:color="D9D9D9"/>
               <w:right w:val="single" w:sz="4" w:color="D9D9D9"/>
             </w:tcBorders>
             <w:shd w:fill="142D40"/>
             <w:tcMar>
               <w:top w:w="85" w:type="dxa"/>
+              <w:left w:w="85" w:type="dxa"/>
               <w:bottom w:w="85" w:type="dxa"/>
-              <w:left w:w="85" w:type="dxa"/>
               <w:right w:w="85" w:type="dxa"/>
             </w:tcMar>
           </w:tcPr>
@@ -158,15 +158,15 @@
             <w:tcW w:type="dxa" w:w="3655"/>
             <w:tcBorders>
               <w:top w:val="single" w:sz="4" w:color="D9D9D9"/>
+              <w:left w:val="single" w:sz="4" w:color="D9D9D9"/>
               <w:bottom w:val="single" w:sz="4" w:color="D9D9D9"/>
-              <w:left w:val="single" w:sz="4" w:color="D9D9D9"/>
               <w:right w:val="single" w:sz="4" w:color="D9D9D9"/>
             </w:tcBorders>
             <w:shd w:fill="FFFFFF"/>
             <w:tcMar>
               <w:top w:w="85" w:type="dxa"/>
+              <w:left w:w="85" w:type="dxa"/>
               <w:bottom w:w="85" w:type="dxa"/>
-              <w:left w:w="85" w:type="dxa"/>
               <w:right w:w="85" w:type="dxa"/>
             </w:tcMar>
           </w:tcPr>
@@ -189,15 +189,15 @@
             <w:tcW w:type="dxa" w:w="1218"/>
             <w:tcBorders>
               <w:top w:val="single" w:sz="4" w:color="D9D9D9"/>
+              <w:left w:val="single" w:sz="4" w:color="D9D9D9"/>
               <w:bottom w:val="single" w:sz="4" w:color="D9D9D9"/>
-              <w:left w:val="single" w:sz="4" w:color="D9D9D9"/>
               <w:right w:val="single" w:sz="4" w:color="D9D9D9"/>
             </w:tcBorders>
             <w:shd w:fill="FFFFFF"/>
             <w:tcMar>
               <w:top w:w="85" w:type="dxa"/>
+              <w:left w:w="85" w:type="dxa"/>
               <w:bottom w:w="85" w:type="dxa"/>
-              <w:left w:w="85" w:type="dxa"/>
               <w:right w:w="85" w:type="dxa"/>
             </w:tcMar>
           </w:tcPr>
@@ -220,15 +220,15 @@
             <w:tcW w:type="dxa" w:w="5279"/>
             <w:tcBorders>
               <w:top w:val="single" w:sz="4" w:color="D9D9D9"/>
+              <w:left w:val="single" w:sz="4" w:color="D9D9D9"/>
               <w:bottom w:val="single" w:sz="4" w:color="D9D9D9"/>
-              <w:left w:val="single" w:sz="4" w:color="D9D9D9"/>
               <w:right w:val="single" w:sz="4" w:color="D9D9D9"/>
             </w:tcBorders>
             <w:shd w:fill="FFFFFF"/>
             <w:tcMar>
               <w:top w:w="85" w:type="dxa"/>
+              <w:left w:w="85" w:type="dxa"/>
               <w:bottom w:w="85" w:type="dxa"/>
-              <w:left w:w="85" w:type="dxa"/>
               <w:right w:w="85" w:type="dxa"/>
             </w:tcMar>
           </w:tcPr>
@@ -253,15 +253,15 @@
             <w:tcW w:type="dxa" w:w="3655"/>
             <w:tcBorders>
               <w:top w:val="single" w:sz="4" w:color="D9D9D9"/>
+              <w:left w:val="single" w:sz="4" w:color="D9D9D9"/>
               <w:bottom w:val="single" w:sz="4" w:color="D9D9D9"/>
-              <w:left w:val="single" w:sz="4" w:color="D9D9D9"/>
               <w:right w:val="single" w:sz="4" w:color="D9D9D9"/>
             </w:tcBorders>
             <w:shd w:fill="F1F5F7"/>
             <w:tcMar>
               <w:top w:w="85" w:type="dxa"/>
+              <w:left w:w="85" w:type="dxa"/>
               <w:bottom w:w="85" w:type="dxa"/>
-              <w:left w:w="85" w:type="dxa"/>
               <w:right w:w="85" w:type="dxa"/>
             </w:tcMar>
           </w:tcPr>
@@ -284,15 +284,15 @@
             <w:tcW w:type="dxa" w:w="1218"/>
             <w:tcBorders>
               <w:top w:val="single" w:sz="4" w:color="D9D9D9"/>
+              <w:left w:val="single" w:sz="4" w:color="D9D9D9"/>
               <w:bottom w:val="single" w:sz="4" w:color="D9D9D9"/>
-              <w:left w:val="single" w:sz="4" w:color="D9D9D9"/>
               <w:right w:val="single" w:sz="4" w:color="D9D9D9"/>
             </w:tcBorders>
             <w:shd w:fill="F1F5F7"/>
             <w:tcMar>
               <w:top w:w="85" w:type="dxa"/>
+              <w:left w:w="85" w:type="dxa"/>
               <w:bottom w:w="85" w:type="dxa"/>
-              <w:left w:w="85" w:type="dxa"/>
               <w:right w:w="85" w:type="dxa"/>
             </w:tcMar>
           </w:tcPr>
@@ -315,15 +315,15 @@
             <w:tcW w:type="dxa" w:w="5279"/>
             <w:tcBorders>
               <w:top w:val="single" w:sz="4" w:color="D9D9D9"/>
+              <w:left w:val="single" w:sz="4" w:color="D9D9D9"/>
               <w:bottom w:val="single" w:sz="4" w:color="D9D9D9"/>
-              <w:left w:val="single" w:sz="4" w:color="D9D9D9"/>
               <w:right w:val="single" w:sz="4" w:color="D9D9D9"/>
             </w:tcBorders>
             <w:shd w:fill="F1F5F7"/>
             <w:tcMar>
               <w:top w:w="85" w:type="dxa"/>
+              <w:left w:w="85" w:type="dxa"/>
               <w:bottom w:w="85" w:type="dxa"/>
-              <w:left w:w="85" w:type="dxa"/>
               <w:right w:w="85" w:type="dxa"/>
             </w:tcMar>
           </w:tcPr>
@@ -348,15 +348,15 @@
             <w:tcW w:type="dxa" w:w="3655"/>
             <w:tcBorders>
               <w:top w:val="single" w:sz="4" w:color="D9D9D9"/>
+              <w:left w:val="single" w:sz="4" w:color="D9D9D9"/>
               <w:bottom w:val="single" w:sz="4" w:color="D9D9D9"/>
-              <w:left w:val="single" w:sz="4" w:color="D9D9D9"/>
               <w:right w:val="single" w:sz="4" w:color="D9D9D9"/>
             </w:tcBorders>
             <w:shd w:fill="FFFFFF"/>
             <w:tcMar>
               <w:top w:w="85" w:type="dxa"/>
+              <w:left w:w="85" w:type="dxa"/>
               <w:bottom w:w="85" w:type="dxa"/>
-              <w:left w:w="85" w:type="dxa"/>
               <w:right w:w="85" w:type="dxa"/>
             </w:tcMar>
           </w:tcPr>
@@ -379,15 +379,15 @@
             <w:tcW w:type="dxa" w:w="1218"/>
             <w:tcBorders>
               <w:top w:val="single" w:sz="4" w:color="D9D9D9"/>
+              <w:left w:val="single" w:sz="4" w:color="D9D9D9"/>
               <w:bottom w:val="single" w:sz="4" w:color="D9D9D9"/>
-              <w:left w:val="single" w:sz="4" w:color="D9D9D9"/>
               <w:right w:val="single" w:sz="4" w:color="D9D9D9"/>
             </w:tcBorders>
             <w:shd w:fill="FFFFFF"/>
             <w:tcMar>
               <w:top w:w="85" w:type="dxa"/>
+              <w:left w:w="85" w:type="dxa"/>
               <w:bottom w:w="85" w:type="dxa"/>
-              <w:left w:w="85" w:type="dxa"/>
               <w:right w:w="85" w:type="dxa"/>
             </w:tcMar>
           </w:tcPr>
@@ -410,15 +410,15 @@
             <w:tcW w:type="dxa" w:w="5279"/>
             <w:tcBorders>
               <w:top w:val="single" w:sz="4" w:color="D9D9D9"/>
+              <w:left w:val="single" w:sz="4" w:color="D9D9D9"/>
               <w:bottom w:val="single" w:sz="4" w:color="D9D9D9"/>
-              <w:left w:val="single" w:sz="4" w:color="D9D9D9"/>
               <w:right w:val="single" w:sz="4" w:color="D9D9D9"/>
             </w:tcBorders>
             <w:shd w:fill="FFFFFF"/>
             <w:tcMar>
               <w:top w:w="85" w:type="dxa"/>
+              <w:left w:w="85" w:type="dxa"/>
               <w:bottom w:w="85" w:type="dxa"/>
-              <w:left w:w="85" w:type="dxa"/>
               <w:right w:w="85" w:type="dxa"/>
             </w:tcMar>
           </w:tcPr>
@@ -443,15 +443,15 @@
             <w:tcW w:type="dxa" w:w="3655"/>
             <w:tcBorders>
               <w:top w:val="single" w:sz="4" w:color="D9D9D9"/>
+              <w:left w:val="single" w:sz="4" w:color="D9D9D9"/>
               <w:bottom w:val="single" w:sz="4" w:color="D9D9D9"/>
-              <w:left w:val="single" w:sz="4" w:color="D9D9D9"/>
               <w:right w:val="single" w:sz="4" w:color="D9D9D9"/>
             </w:tcBorders>
             <w:shd w:fill="F1F5F7"/>
             <w:tcMar>
               <w:top w:w="85" w:type="dxa"/>
+              <w:left w:w="85" w:type="dxa"/>
               <w:bottom w:w="85" w:type="dxa"/>
-              <w:left w:w="85" w:type="dxa"/>
               <w:right w:w="85" w:type="dxa"/>
             </w:tcMar>
           </w:tcPr>
@@ -474,15 +474,15 @@
             <w:tcW w:type="dxa" w:w="1218"/>
             <w:tcBorders>
               <w:top w:val="single" w:sz="4" w:color="D9D9D9"/>
+              <w:left w:val="single" w:sz="4" w:color="D9D9D9"/>
               <w:bottom w:val="single" w:sz="4" w:color="D9D9D9"/>
-              <w:left w:val="single" w:sz="4" w:color="D9D9D9"/>
               <w:right w:val="single" w:sz="4" w:color="D9D9D9"/>
             </w:tcBorders>
             <w:shd w:fill="F1F5F7"/>
             <w:tcMar>
               <w:top w:w="85" w:type="dxa"/>
+              <w:left w:w="85" w:type="dxa"/>
               <w:bottom w:w="85" w:type="dxa"/>
-              <w:left w:w="85" w:type="dxa"/>
               <w:right w:w="85" w:type="dxa"/>
             </w:tcMar>
           </w:tcPr>
@@ -505,15 +505,15 @@
             <w:tcW w:type="dxa" w:w="5279"/>
             <w:tcBorders>
               <w:top w:val="single" w:sz="4" w:color="D9D9D9"/>
+              <w:left w:val="single" w:sz="4" w:color="D9D9D9"/>
               <w:bottom w:val="single" w:sz="4" w:color="D9D9D9"/>
-              <w:left w:val="single" w:sz="4" w:color="D9D9D9"/>
               <w:right w:val="single" w:sz="4" w:color="D9D9D9"/>
             </w:tcBorders>
             <w:shd w:fill="F1F5F7"/>
             <w:tcMar>
               <w:top w:w="85" w:type="dxa"/>
+              <w:left w:w="85" w:type="dxa"/>
               <w:bottom w:w="85" w:type="dxa"/>
-              <w:left w:w="85" w:type="dxa"/>
               <w:right w:w="85" w:type="dxa"/>
             </w:tcMar>
           </w:tcPr>
@@ -538,15 +538,15 @@
             <w:tcW w:type="dxa" w:w="3655"/>
             <w:tcBorders>
               <w:top w:val="single" w:sz="4" w:color="D9D9D9"/>
+              <w:left w:val="single" w:sz="4" w:color="D9D9D9"/>
               <w:bottom w:val="single" w:sz="4" w:color="D9D9D9"/>
-              <w:left w:val="single" w:sz="4" w:color="D9D9D9"/>
               <w:right w:val="single" w:sz="4" w:color="D9D9D9"/>
             </w:tcBorders>
             <w:shd w:fill="FFFFFF"/>
             <w:tcMar>
               <w:top w:w="85" w:type="dxa"/>
+              <w:left w:w="85" w:type="dxa"/>
               <w:bottom w:w="85" w:type="dxa"/>
-              <w:left w:w="85" w:type="dxa"/>
               <w:right w:w="85" w:type="dxa"/>
             </w:tcMar>
           </w:tcPr>
@@ -569,15 +569,15 @@
             <w:tcW w:type="dxa" w:w="1218"/>
             <w:tcBorders>
               <w:top w:val="single" w:sz="4" w:color="D9D9D9"/>
+              <w:left w:val="single" w:sz="4" w:color="D9D9D9"/>
               <w:bottom w:val="single" w:sz="4" w:color="D9D9D9"/>
-              <w:left w:val="single" w:sz="4" w:color="D9D9D9"/>
               <w:right w:val="single" w:sz="4" w:color="D9D9D9"/>
             </w:tcBorders>
             <w:shd w:fill="FFFFFF"/>
             <w:tcMar>
               <w:top w:w="85" w:type="dxa"/>
+              <w:left w:w="85" w:type="dxa"/>
               <w:bottom w:w="85" w:type="dxa"/>
-              <w:left w:w="85" w:type="dxa"/>
               <w:right w:w="85" w:type="dxa"/>
             </w:tcMar>
           </w:tcPr>
@@ -600,15 +600,15 @@
             <w:tcW w:type="dxa" w:w="5279"/>
             <w:tcBorders>
               <w:top w:val="single" w:sz="4" w:color="D9D9D9"/>
+              <w:left w:val="single" w:sz="4" w:color="D9D9D9"/>
               <w:bottom w:val="single" w:sz="4" w:color="D9D9D9"/>
-              <w:left w:val="single" w:sz="4" w:color="D9D9D9"/>
               <w:right w:val="single" w:sz="4" w:color="D9D9D9"/>
             </w:tcBorders>
             <w:shd w:fill="FFFFFF"/>
             <w:tcMar>
               <w:top w:w="85" w:type="dxa"/>
+              <w:left w:w="85" w:type="dxa"/>
               <w:bottom w:w="85" w:type="dxa"/>
-              <w:left w:w="85" w:type="dxa"/>
               <w:right w:w="85" w:type="dxa"/>
             </w:tcMar>
           </w:tcPr>
@@ -633,15 +633,15 @@
             <w:tcW w:type="dxa" w:w="3655"/>
             <w:tcBorders>
               <w:top w:val="single" w:sz="4" w:color="D9D9D9"/>
+              <w:left w:val="single" w:sz="4" w:color="D9D9D9"/>
               <w:bottom w:val="single" w:sz="4" w:color="D9D9D9"/>
-              <w:left w:val="single" w:sz="4" w:color="D9D9D9"/>
               <w:right w:val="single" w:sz="4" w:color="D9D9D9"/>
             </w:tcBorders>
             <w:shd w:fill="F1F5F7"/>
             <w:tcMar>
               <w:top w:w="85" w:type="dxa"/>
+              <w:left w:w="85" w:type="dxa"/>
               <w:bottom w:w="85" w:type="dxa"/>
-              <w:left w:w="85" w:type="dxa"/>
               <w:right w:w="85" w:type="dxa"/>
             </w:tcMar>
           </w:tcPr>
@@ -664,15 +664,15 @@
             <w:tcW w:type="dxa" w:w="1218"/>
             <w:tcBorders>
               <w:top w:val="single" w:sz="4" w:color="D9D9D9"/>
+              <w:left w:val="single" w:sz="4" w:color="D9D9D9"/>
               <w:bottom w:val="single" w:sz="4" w:color="D9D9D9"/>
-              <w:left w:val="single" w:sz="4" w:color="D9D9D9"/>
               <w:right w:val="single" w:sz="4" w:color="D9D9D9"/>
             </w:tcBorders>
             <w:shd w:fill="F1F5F7"/>
             <w:tcMar>
               <w:top w:w="85" w:type="dxa"/>
+              <w:left w:w="85" w:type="dxa"/>
               <w:bottom w:w="85" w:type="dxa"/>
-              <w:left w:w="85" w:type="dxa"/>
               <w:right w:w="85" w:type="dxa"/>
             </w:tcMar>
           </w:tcPr>
@@ -695,15 +695,15 @@
             <w:tcW w:type="dxa" w:w="5279"/>
             <w:tcBorders>
               <w:top w:val="single" w:sz="4" w:color="D9D9D9"/>
+              <w:left w:val="single" w:sz="4" w:color="D9D9D9"/>
               <w:bottom w:val="single" w:sz="4" w:color="D9D9D9"/>
-              <w:left w:val="single" w:sz="4" w:color="D9D9D9"/>
               <w:right w:val="single" w:sz="4" w:color="D9D9D9"/>
             </w:tcBorders>
             <w:shd w:fill="F1F5F7"/>
             <w:tcMar>
               <w:top w:w="85" w:type="dxa"/>
+              <w:left w:w="85" w:type="dxa"/>
               <w:bottom w:w="85" w:type="dxa"/>
-              <w:left w:w="85" w:type="dxa"/>
               <w:right w:w="85" w:type="dxa"/>
             </w:tcMar>
           </w:tcPr>
@@ -728,15 +728,15 @@
             <w:tcW w:type="dxa" w:w="3655"/>
             <w:tcBorders>
               <w:top w:val="single" w:sz="4" w:color="D9D9D9"/>
+              <w:left w:val="single" w:sz="4" w:color="D9D9D9"/>
               <w:bottom w:val="single" w:sz="4" w:color="D9D9D9"/>
-              <w:left w:val="single" w:sz="4" w:color="D9D9D9"/>
               <w:right w:val="single" w:sz="4" w:color="D9D9D9"/>
             </w:tcBorders>
             <w:shd w:fill="FFFFFF"/>
             <w:tcMar>
               <w:top w:w="85" w:type="dxa"/>
+              <w:left w:w="85" w:type="dxa"/>
               <w:bottom w:w="85" w:type="dxa"/>
-              <w:left w:w="85" w:type="dxa"/>
               <w:right w:w="85" w:type="dxa"/>
             </w:tcMar>
           </w:tcPr>
@@ -759,15 +759,15 @@
             <w:tcW w:type="dxa" w:w="1218"/>
             <w:tcBorders>
               <w:top w:val="single" w:sz="4" w:color="D9D9D9"/>
+              <w:left w:val="single" w:sz="4" w:color="D9D9D9"/>
               <w:bottom w:val="single" w:sz="4" w:color="D9D9D9"/>
-              <w:left w:val="single" w:sz="4" w:color="D9D9D9"/>
               <w:right w:val="single" w:sz="4" w:color="D9D9D9"/>
             </w:tcBorders>
             <w:shd w:fill="FFFFFF"/>
             <w:tcMar>
               <w:top w:w="85" w:type="dxa"/>
+              <w:left w:w="85" w:type="dxa"/>
               <w:bottom w:w="85" w:type="dxa"/>
-              <w:left w:w="85" w:type="dxa"/>
               <w:right w:w="85" w:type="dxa"/>
             </w:tcMar>
           </w:tcPr>
@@ -790,15 +790,15 @@
             <w:tcW w:type="dxa" w:w="5279"/>
             <w:tcBorders>
               <w:top w:val="single" w:sz="4" w:color="D9D9D9"/>
+              <w:left w:val="single" w:sz="4" w:color="D9D9D9"/>
               <w:bottom w:val="single" w:sz="4" w:color="D9D9D9"/>
-              <w:left w:val="single" w:sz="4" w:color="D9D9D9"/>
               <w:right w:val="single" w:sz="4" w:color="D9D9D9"/>
             </w:tcBorders>
             <w:shd w:fill="FFFFFF"/>
             <w:tcMar>
               <w:top w:w="85" w:type="dxa"/>
+              <w:left w:w="85" w:type="dxa"/>
               <w:bottom w:w="85" w:type="dxa"/>
-              <w:left w:w="85" w:type="dxa"/>
               <w:right w:w="85" w:type="dxa"/>
             </w:tcMar>
           </w:tcPr>
@@ -823,15 +823,15 @@
             <w:tcW w:type="dxa" w:w="3655"/>
             <w:tcBorders>
               <w:top w:val="single" w:sz="4" w:color="D9D9D9"/>
+              <w:left w:val="single" w:sz="4" w:color="D9D9D9"/>
               <w:bottom w:val="single" w:sz="4" w:color="D9D9D9"/>
-              <w:left w:val="single" w:sz="4" w:color="D9D9D9"/>
               <w:right w:val="single" w:sz="4" w:color="D9D9D9"/>
             </w:tcBorders>
             <w:shd w:fill="F1F5F7"/>
             <w:tcMar>
               <w:top w:w="85" w:type="dxa"/>
+              <w:left w:w="85" w:type="dxa"/>
               <w:bottom w:w="85" w:type="dxa"/>
-              <w:left w:w="85" w:type="dxa"/>
               <w:right w:w="85" w:type="dxa"/>
             </w:tcMar>
           </w:tcPr>
@@ -854,15 +854,15 @@
             <w:tcW w:type="dxa" w:w="1218"/>
             <w:tcBorders>
               <w:top w:val="single" w:sz="4" w:color="D9D9D9"/>
+              <w:left w:val="single" w:sz="4" w:color="D9D9D9"/>
               <w:bottom w:val="single" w:sz="4" w:color="D9D9D9"/>
-              <w:left w:val="single" w:sz="4" w:color="D9D9D9"/>
               <w:right w:val="single" w:sz="4" w:color="D9D9D9"/>
             </w:tcBorders>
             <w:shd w:fill="F1F5F7"/>
             <w:tcMar>
               <w:top w:w="85" w:type="dxa"/>
+              <w:left w:w="85" w:type="dxa"/>
               <w:bottom w:w="85" w:type="dxa"/>
-              <w:left w:w="85" w:type="dxa"/>
               <w:right w:w="85" w:type="dxa"/>
             </w:tcMar>
           </w:tcPr>
@@ -885,15 +885,15 @@
             <w:tcW w:type="dxa" w:w="5279"/>
             <w:tcBorders>
               <w:top w:val="single" w:sz="4" w:color="D9D9D9"/>
+              <w:left w:val="single" w:sz="4" w:color="D9D9D9"/>
               <w:bottom w:val="single" w:sz="4" w:color="D9D9D9"/>
-              <w:left w:val="single" w:sz="4" w:color="D9D9D9"/>
               <w:right w:val="single" w:sz="4" w:color="D9D9D9"/>
             </w:tcBorders>
             <w:shd w:fill="F1F5F7"/>
             <w:tcMar>
               <w:top w:w="85" w:type="dxa"/>
+              <w:left w:w="85" w:type="dxa"/>
               <w:bottom w:w="85" w:type="dxa"/>
-              <w:left w:w="85" w:type="dxa"/>
               <w:right w:w="85" w:type="dxa"/>
             </w:tcMar>
           </w:tcPr>
@@ -962,15 +962,15 @@
             <w:tcW w:type="dxa" w:w="2436"/>
             <w:tcBorders>
               <w:top w:val="single" w:sz="4" w:color="D9D9D9"/>
+              <w:left w:val="single" w:sz="4" w:color="D9D9D9"/>
               <w:bottom w:val="single" w:sz="4" w:color="D9D9D9"/>
-              <w:left w:val="single" w:sz="4" w:color="D9D9D9"/>
               <w:right w:val="single" w:sz="4" w:color="D9D9D9"/>
             </w:tcBorders>
             <w:shd w:fill="142D40"/>
             <w:tcMar>
               <w:top w:w="85" w:type="dxa"/>
+              <w:left w:w="85" w:type="dxa"/>
               <w:bottom w:w="85" w:type="dxa"/>
-              <w:left w:w="85" w:type="dxa"/>
               <w:right w:w="85" w:type="dxa"/>
             </w:tcMar>
           </w:tcPr>
@@ -993,15 +993,15 @@
             <w:tcW w:type="dxa" w:w="3858"/>
             <w:tcBorders>
               <w:top w:val="single" w:sz="4" w:color="D9D9D9"/>
+              <w:left w:val="single" w:sz="4" w:color="D9D9D9"/>
               <w:bottom w:val="single" w:sz="4" w:color="D9D9D9"/>
-              <w:left w:val="single" w:sz="4" w:color="D9D9D9"/>
               <w:right w:val="single" w:sz="4" w:color="D9D9D9"/>
             </w:tcBorders>
             <w:shd w:fill="142D40"/>
             <w:tcMar>
               <w:top w:w="85" w:type="dxa"/>
+              <w:left w:w="85" w:type="dxa"/>
               <w:bottom w:w="85" w:type="dxa"/>
-              <w:left w:w="85" w:type="dxa"/>
               <w:right w:w="85" w:type="dxa"/>
             </w:tcMar>
           </w:tcPr>
@@ -1024,15 +1024,15 @@
             <w:tcW w:type="dxa" w:w="3858"/>
             <w:tcBorders>
               <w:top w:val="single" w:sz="4" w:color="D9D9D9"/>
+              <w:left w:val="single" w:sz="4" w:color="D9D9D9"/>
               <w:bottom w:val="single" w:sz="4" w:color="D9D9D9"/>
-              <w:left w:val="single" w:sz="4" w:color="D9D9D9"/>
               <w:right w:val="single" w:sz="4" w:color="D9D9D9"/>
             </w:tcBorders>
             <w:shd w:fill="142D40"/>
             <w:tcMar>
               <w:top w:w="85" w:type="dxa"/>
+              <w:left w:w="85" w:type="dxa"/>
               <w:bottom w:w="85" w:type="dxa"/>
-              <w:left w:w="85" w:type="dxa"/>
               <w:right w:w="85" w:type="dxa"/>
             </w:tcMar>
           </w:tcPr>
@@ -1057,15 +1057,15 @@
             <w:tcW w:type="dxa" w:w="2436"/>
             <w:tcBorders>
               <w:top w:val="single" w:sz="4" w:color="D9D9D9"/>
+              <w:left w:val="single" w:sz="4" w:color="D9D9D9"/>
               <w:bottom w:val="single" w:sz="4" w:color="D9D9D9"/>
-              <w:left w:val="single" w:sz="4" w:color="D9D9D9"/>
               <w:right w:val="single" w:sz="4" w:color="D9D9D9"/>
             </w:tcBorders>
             <w:shd w:fill="FFFFFF"/>
             <w:tcMar>
               <w:top w:w="85" w:type="dxa"/>
+              <w:left w:w="85" w:type="dxa"/>
               <w:bottom w:w="85" w:type="dxa"/>
-              <w:left w:w="85" w:type="dxa"/>
               <w:right w:w="85" w:type="dxa"/>
             </w:tcMar>
           </w:tcPr>
@@ -1088,15 +1088,15 @@
             <w:tcW w:type="dxa" w:w="3858"/>
             <w:tcBorders>
               <w:top w:val="single" w:sz="4" w:color="D9D9D9"/>
+              <w:left w:val="single" w:sz="4" w:color="D9D9D9"/>
               <w:bottom w:val="single" w:sz="4" w:color="D9D9D9"/>
-              <w:left w:val="single" w:sz="4" w:color="D9D9D9"/>
               <w:right w:val="single" w:sz="4" w:color="D9D9D9"/>
             </w:tcBorders>
             <w:shd w:fill="FFFFFF"/>
             <w:tcMar>
               <w:top w:w="85" w:type="dxa"/>
+              <w:left w:w="85" w:type="dxa"/>
               <w:bottom w:w="85" w:type="dxa"/>
-              <w:left w:w="85" w:type="dxa"/>
               <w:right w:w="85" w:type="dxa"/>
             </w:tcMar>
           </w:tcPr>
@@ -1119,15 +1119,15 @@
             <w:tcW w:type="dxa" w:w="3858"/>
             <w:tcBorders>
               <w:top w:val="single" w:sz="4" w:color="D9D9D9"/>
+              <w:left w:val="single" w:sz="4" w:color="D9D9D9"/>
               <w:bottom w:val="single" w:sz="4" w:color="D9D9D9"/>
-              <w:left w:val="single" w:sz="4" w:color="D9D9D9"/>
               <w:right w:val="single" w:sz="4" w:color="D9D9D9"/>
             </w:tcBorders>
             <w:shd w:fill="FFFFFF"/>
             <w:tcMar>
               <w:top w:w="85" w:type="dxa"/>
+              <w:left w:w="85" w:type="dxa"/>
               <w:bottom w:w="85" w:type="dxa"/>
-              <w:left w:w="85" w:type="dxa"/>
               <w:right w:w="85" w:type="dxa"/>
             </w:tcMar>
           </w:tcPr>
@@ -1152,15 +1152,15 @@
             <w:tcW w:type="dxa" w:w="2436"/>
             <w:tcBorders>
               <w:top w:val="single" w:sz="4" w:color="D9D9D9"/>
+              <w:left w:val="single" w:sz="4" w:color="D9D9D9"/>
               <w:bottom w:val="single" w:sz="4" w:color="D9D9D9"/>
-              <w:left w:val="single" w:sz="4" w:color="D9D9D9"/>
               <w:right w:val="single" w:sz="4" w:color="D9D9D9"/>
             </w:tcBorders>
             <w:shd w:fill="F1F5F7"/>
             <w:tcMar>
               <w:top w:w="85" w:type="dxa"/>
+              <w:left w:w="85" w:type="dxa"/>
               <w:bottom w:w="85" w:type="dxa"/>
-              <w:left w:w="85" w:type="dxa"/>
               <w:right w:w="85" w:type="dxa"/>
             </w:tcMar>
           </w:tcPr>
@@ -1183,15 +1183,15 @@
             <w:tcW w:type="dxa" w:w="3858"/>
             <w:tcBorders>
               <w:top w:val="single" w:sz="4" w:color="D9D9D9"/>
+              <w:left w:val="single" w:sz="4" w:color="D9D9D9"/>
               <w:bottom w:val="single" w:sz="4" w:color="D9D9D9"/>
-              <w:left w:val="single" w:sz="4" w:color="D9D9D9"/>
               <w:right w:val="single" w:sz="4" w:color="D9D9D9"/>
             </w:tcBorders>
             <w:shd w:fill="F1F5F7"/>
             <w:tcMar>
               <w:top w:w="85" w:type="dxa"/>
+              <w:left w:w="85" w:type="dxa"/>
               <w:bottom w:w="85" w:type="dxa"/>
-              <w:left w:w="85" w:type="dxa"/>
               <w:right w:w="85" w:type="dxa"/>
             </w:tcMar>
           </w:tcPr>
@@ -1214,15 +1214,15 @@
             <w:tcW w:type="dxa" w:w="3858"/>
             <w:tcBorders>
               <w:top w:val="single" w:sz="4" w:color="D9D9D9"/>
+              <w:left w:val="single" w:sz="4" w:color="D9D9D9"/>
               <w:bottom w:val="single" w:sz="4" w:color="D9D9D9"/>
-              <w:left w:val="single" w:sz="4" w:color="D9D9D9"/>
               <w:right w:val="single" w:sz="4" w:color="D9D9D9"/>
             </w:tcBorders>
             <w:shd w:fill="F1F5F7"/>
             <w:tcMar>
               <w:top w:w="85" w:type="dxa"/>
+              <w:left w:w="85" w:type="dxa"/>
               <w:bottom w:w="85" w:type="dxa"/>
-              <w:left w:w="85" w:type="dxa"/>
               <w:right w:w="85" w:type="dxa"/>
             </w:tcMar>
           </w:tcPr>
@@ -1247,15 +1247,15 @@
             <w:tcW w:type="dxa" w:w="2436"/>
             <w:tcBorders>
               <w:top w:val="single" w:sz="4" w:color="D9D9D9"/>
+              <w:left w:val="single" w:sz="4" w:color="D9D9D9"/>
               <w:bottom w:val="single" w:sz="4" w:color="D9D9D9"/>
-              <w:left w:val="single" w:sz="4" w:color="D9D9D9"/>
               <w:right w:val="single" w:sz="4" w:color="D9D9D9"/>
             </w:tcBorders>
             <w:shd w:fill="FFFFFF"/>
             <w:tcMar>
               <w:top w:w="85" w:type="dxa"/>
+              <w:left w:w="85" w:type="dxa"/>
               <w:bottom w:w="85" w:type="dxa"/>
-              <w:left w:w="85" w:type="dxa"/>
               <w:right w:w="85" w:type="dxa"/>
             </w:tcMar>
           </w:tcPr>
@@ -1278,15 +1278,15 @@
             <w:tcW w:type="dxa" w:w="3858"/>
             <w:tcBorders>
               <w:top w:val="single" w:sz="4" w:color="D9D9D9"/>
+              <w:left w:val="single" w:sz="4" w:color="D9D9D9"/>
               <w:bottom w:val="single" w:sz="4" w:color="D9D9D9"/>
-              <w:left w:val="single" w:sz="4" w:color="D9D9D9"/>
               <w:right w:val="single" w:sz="4" w:color="D9D9D9"/>
             </w:tcBorders>
             <w:shd w:fill="FFFFFF"/>
             <w:tcMar>
               <w:top w:w="85" w:type="dxa"/>
+              <w:left w:w="85" w:type="dxa"/>
               <w:bottom w:w="85" w:type="dxa"/>
-              <w:left w:w="85" w:type="dxa"/>
               <w:right w:w="85" w:type="dxa"/>
             </w:tcMar>
           </w:tcPr>
@@ -1309,15 +1309,15 @@
             <w:tcW w:type="dxa" w:w="3858"/>
             <w:tcBorders>
               <w:top w:val="single" w:sz="4" w:color="D9D9D9"/>
+              <w:left w:val="single" w:sz="4" w:color="D9D9D9"/>
               <w:bottom w:val="single" w:sz="4" w:color="D9D9D9"/>
-              <w:left w:val="single" w:sz="4" w:color="D9D9D9"/>
               <w:right w:val="single" w:sz="4" w:color="D9D9D9"/>
             </w:tcBorders>
             <w:shd w:fill="FFFFFF"/>
             <w:tcMar>
               <w:top w:w="85" w:type="dxa"/>
+              <w:left w:w="85" w:type="dxa"/>
               <w:bottom w:w="85" w:type="dxa"/>
-              <w:left w:w="85" w:type="dxa"/>
               <w:right w:w="85" w:type="dxa"/>
             </w:tcMar>
           </w:tcPr>
@@ -1387,15 +1387,15 @@
             <w:tcW w:type="dxa" w:w="3452"/>
             <w:tcBorders>
               <w:top w:val="single" w:sz="4" w:color="D9D9D9"/>
+              <w:left w:val="single" w:sz="4" w:color="D9D9D9"/>
               <w:bottom w:val="single" w:sz="4" w:color="D9D9D9"/>
-              <w:left w:val="single" w:sz="4" w:color="D9D9D9"/>
               <w:right w:val="single" w:sz="4" w:color="D9D9D9"/>
             </w:tcBorders>
             <w:shd w:fill="142D40"/>
             <w:tcMar>
               <w:top w:w="85" w:type="dxa"/>
+              <w:left w:w="85" w:type="dxa"/>
               <w:bottom w:w="85" w:type="dxa"/>
-              <w:left w:w="85" w:type="dxa"/>
               <w:right w:w="85" w:type="dxa"/>
             </w:tcMar>
           </w:tcPr>
@@ -1418,15 +1418,15 @@
             <w:tcW w:type="dxa" w:w="3350"/>
             <w:tcBorders>
               <w:top w:val="single" w:sz="4" w:color="D9D9D9"/>
+              <w:left w:val="single" w:sz="4" w:color="D9D9D9"/>
               <w:bottom w:val="single" w:sz="4" w:color="D9D9D9"/>
-              <w:left w:val="single" w:sz="4" w:color="D9D9D9"/>
               <w:right w:val="single" w:sz="4" w:color="D9D9D9"/>
             </w:tcBorders>
             <w:shd w:fill="142D40"/>
             <w:tcMar>
               <w:top w:w="85" w:type="dxa"/>
+              <w:left w:w="85" w:type="dxa"/>
               <w:bottom w:w="85" w:type="dxa"/>
-              <w:left w:w="85" w:type="dxa"/>
               <w:right w:w="85" w:type="dxa"/>
             </w:tcMar>
           </w:tcPr>
@@ -1449,15 +1449,15 @@
             <w:tcW w:type="dxa" w:w="3350"/>
             <w:tcBorders>
               <w:top w:val="single" w:sz="4" w:color="D9D9D9"/>
+              <w:left w:val="single" w:sz="4" w:color="D9D9D9"/>
               <w:bottom w:val="single" w:sz="4" w:color="D9D9D9"/>
-              <w:left w:val="single" w:sz="4" w:color="D9D9D9"/>
               <w:right w:val="single" w:sz="4" w:color="D9D9D9"/>
             </w:tcBorders>
             <w:shd w:fill="142D40"/>
             <w:tcMar>
               <w:top w:w="85" w:type="dxa"/>
+              <w:left w:w="85" w:type="dxa"/>
               <w:bottom w:w="85" w:type="dxa"/>
-              <w:left w:w="85" w:type="dxa"/>
               <w:right w:w="85" w:type="dxa"/>
             </w:tcMar>
           </w:tcPr>
@@ -1482,15 +1482,15 @@
             <w:tcW w:type="dxa" w:w="3452"/>
             <w:tcBorders>
               <w:top w:val="single" w:sz="4" w:color="D9D9D9"/>
+              <w:left w:val="single" w:sz="4" w:color="D9D9D9"/>
               <w:bottom w:val="single" w:sz="4" w:color="D9D9D9"/>
-              <w:left w:val="single" w:sz="4" w:color="D9D9D9"/>
               <w:right w:val="single" w:sz="4" w:color="D9D9D9"/>
             </w:tcBorders>
             <w:shd w:fill="FFFFFF"/>
             <w:tcMar>
               <w:top w:w="85" w:type="dxa"/>
+              <w:left w:w="85" w:type="dxa"/>
               <w:bottom w:w="85" w:type="dxa"/>
-              <w:left w:w="85" w:type="dxa"/>
               <w:right w:w="85" w:type="dxa"/>
             </w:tcMar>
           </w:tcPr>
@@ -1513,15 +1513,15 @@
             <w:tcW w:type="dxa" w:w="3350"/>
             <w:tcBorders>
               <w:top w:val="single" w:sz="4" w:color="D9D9D9"/>
+              <w:left w:val="single" w:sz="4" w:color="D9D9D9"/>
               <w:bottom w:val="single" w:sz="4" w:color="D9D9D9"/>
-              <w:left w:val="single" w:sz="4" w:color="D9D9D9"/>
               <w:right w:val="single" w:sz="4" w:color="D9D9D9"/>
             </w:tcBorders>
             <w:shd w:fill="FFFFFF"/>
             <w:tcMar>
               <w:top w:w="85" w:type="dxa"/>
+              <w:left w:w="85" w:type="dxa"/>
               <w:bottom w:w="85" w:type="dxa"/>
-              <w:left w:w="85" w:type="dxa"/>
               <w:right w:w="85" w:type="dxa"/>
             </w:tcMar>
           </w:tcPr>
@@ -1544,15 +1544,15 @@
             <w:tcW w:type="dxa" w:w="3350"/>
             <w:tcBorders>
               <w:top w:val="single" w:sz="4" w:color="D9D9D9"/>
+              <w:left w:val="single" w:sz="4" w:color="D9D9D9"/>
               <w:bottom w:val="single" w:sz="4" w:color="D9D9D9"/>
-              <w:left w:val="single" w:sz="4" w:color="D9D9D9"/>
               <w:right w:val="single" w:sz="4" w:color="D9D9D9"/>
             </w:tcBorders>
             <w:shd w:fill="FFFFFF"/>
             <w:tcMar>
               <w:top w:w="85" w:type="dxa"/>
+              <w:left w:w="85" w:type="dxa"/>
               <w:bottom w:w="85" w:type="dxa"/>
-              <w:left w:w="85" w:type="dxa"/>
               <w:right w:w="85" w:type="dxa"/>
             </w:tcMar>
           </w:tcPr>
@@ -1577,15 +1577,15 @@
             <w:tcW w:type="dxa" w:w="3452"/>
             <w:tcBorders>
               <w:top w:val="single" w:sz="4" w:color="D9D9D9"/>
+              <w:left w:val="single" w:sz="4" w:color="D9D9D9"/>
               <w:bottom w:val="single" w:sz="4" w:color="D9D9D9"/>
-              <w:left w:val="single" w:sz="4" w:color="D9D9D9"/>
               <w:right w:val="single" w:sz="4" w:color="D9D9D9"/>
             </w:tcBorders>
             <w:shd w:fill="F1F5F7"/>
             <w:tcMar>
               <w:top w:w="85" w:type="dxa"/>
+              <w:left w:w="85" w:type="dxa"/>
               <w:bottom w:w="85" w:type="dxa"/>
-              <w:left w:w="85" w:type="dxa"/>
               <w:right w:w="85" w:type="dxa"/>
             </w:tcMar>
           </w:tcPr>
@@ -1608,15 +1608,15 @@
             <w:tcW w:type="dxa" w:w="3350"/>
             <w:tcBorders>
               <w:top w:val="single" w:sz="4" w:color="D9D9D9"/>
+              <w:left w:val="single" w:sz="4" w:color="D9D9D9"/>
               <w:bottom w:val="single" w:sz="4" w:color="D9D9D9"/>
-              <w:left w:val="single" w:sz="4" w:color="D9D9D9"/>
               <w:right w:val="single" w:sz="4" w:color="D9D9D9"/>
             </w:tcBorders>
             <w:shd w:fill="F1F5F7"/>
             <w:tcMar>
               <w:top w:w="85" w:type="dxa"/>
+              <w:left w:w="85" w:type="dxa"/>
               <w:bottom w:w="85" w:type="dxa"/>
-              <w:left w:w="85" w:type="dxa"/>
               <w:right w:w="85" w:type="dxa"/>
             </w:tcMar>
           </w:tcPr>
@@ -1639,15 +1639,15 @@
             <w:tcW w:type="dxa" w:w="3350"/>
             <w:tcBorders>
               <w:top w:val="single" w:sz="4" w:color="D9D9D9"/>
+              <w:left w:val="single" w:sz="4" w:color="D9D9D9"/>
               <w:bottom w:val="single" w:sz="4" w:color="D9D9D9"/>
-              <w:left w:val="single" w:sz="4" w:color="D9D9D9"/>
               <w:right w:val="single" w:sz="4" w:color="D9D9D9"/>
             </w:tcBorders>
             <w:shd w:fill="F1F5F7"/>
             <w:tcMar>
               <w:top w:w="85" w:type="dxa"/>
+              <w:left w:w="85" w:type="dxa"/>
               <w:bottom w:w="85" w:type="dxa"/>
-              <w:left w:w="85" w:type="dxa"/>
               <w:right w:w="85" w:type="dxa"/>
             </w:tcMar>
           </w:tcPr>
@@ -1672,15 +1672,15 @@
             <w:tcW w:type="dxa" w:w="3452"/>
             <w:tcBorders>
               <w:top w:val="single" w:sz="4" w:color="D9D9D9"/>
+              <w:left w:val="single" w:sz="4" w:color="D9D9D9"/>
               <w:bottom w:val="single" w:sz="4" w:color="D9D9D9"/>
-              <w:left w:val="single" w:sz="4" w:color="D9D9D9"/>
               <w:right w:val="single" w:sz="4" w:color="D9D9D9"/>
             </w:tcBorders>
             <w:shd w:fill="FFFFFF"/>
             <w:tcMar>
               <w:top w:w="85" w:type="dxa"/>
+              <w:left w:w="85" w:type="dxa"/>
               <w:bottom w:w="85" w:type="dxa"/>
-              <w:left w:w="85" w:type="dxa"/>
               <w:right w:w="85" w:type="dxa"/>
             </w:tcMar>
           </w:tcPr>
@@ -1703,15 +1703,15 @@
             <w:tcW w:type="dxa" w:w="3350"/>
             <w:tcBorders>
               <w:top w:val="single" w:sz="4" w:color="D9D9D9"/>
+              <w:left w:val="single" w:sz="4" w:color="D9D9D9"/>
               <w:bottom w:val="single" w:sz="4" w:color="D9D9D9"/>
-              <w:left w:val="single" w:sz="4" w:color="D9D9D9"/>
               <w:right w:val="single" w:sz="4" w:color="D9D9D9"/>
             </w:tcBorders>
             <w:shd w:fill="FFFFFF"/>
             <w:tcMar>
               <w:top w:w="85" w:type="dxa"/>
+              <w:left w:w="85" w:type="dxa"/>
               <w:bottom w:w="85" w:type="dxa"/>
-              <w:left w:w="85" w:type="dxa"/>
               <w:right w:w="85" w:type="dxa"/>
             </w:tcMar>
           </w:tcPr>
@@ -1734,15 +1734,15 @@
             <w:tcW w:type="dxa" w:w="3350"/>
             <w:tcBorders>
               <w:top w:val="single" w:sz="4" w:color="D9D9D9"/>
+              <w:left w:val="single" w:sz="4" w:color="D9D9D9"/>
               <w:bottom w:val="single" w:sz="4" w:color="D9D9D9"/>
-              <w:left w:val="single" w:sz="4" w:color="D9D9D9"/>
               <w:right w:val="single" w:sz="4" w:color="D9D9D9"/>
             </w:tcBorders>
             <w:shd w:fill="FFFFFF"/>
             <w:tcMar>
               <w:top w:w="85" w:type="dxa"/>
+              <w:left w:w="85" w:type="dxa"/>
               <w:bottom w:w="85" w:type="dxa"/>
-              <w:left w:w="85" w:type="dxa"/>
               <w:right w:w="85" w:type="dxa"/>
             </w:tcMar>
           </w:tcPr>
@@ -1767,15 +1767,15 @@
             <w:tcW w:type="dxa" w:w="3452"/>
             <w:tcBorders>
               <w:top w:val="single" w:sz="4" w:color="D9D9D9"/>
+              <w:left w:val="single" w:sz="4" w:color="D9D9D9"/>
               <w:bottom w:val="single" w:sz="4" w:color="D9D9D9"/>
-              <w:left w:val="single" w:sz="4" w:color="D9D9D9"/>
               <w:right w:val="single" w:sz="4" w:color="D9D9D9"/>
             </w:tcBorders>
             <w:shd w:fill="F1F5F7"/>
             <w:tcMar>
               <w:top w:w="85" w:type="dxa"/>
+              <w:left w:w="85" w:type="dxa"/>
               <w:bottom w:w="85" w:type="dxa"/>
-              <w:left w:w="85" w:type="dxa"/>
               <w:right w:w="85" w:type="dxa"/>
             </w:tcMar>
           </w:tcPr>
@@ -1798,15 +1798,15 @@
             <w:tcW w:type="dxa" w:w="3350"/>
             <w:tcBorders>
               <w:top w:val="single" w:sz="4" w:color="D9D9D9"/>
+              <w:left w:val="single" w:sz="4" w:color="D9D9D9"/>
               <w:bottom w:val="single" w:sz="4" w:color="D9D9D9"/>
-              <w:left w:val="single" w:sz="4" w:color="D9D9D9"/>
               <w:right w:val="single" w:sz="4" w:color="D9D9D9"/>
             </w:tcBorders>
             <w:shd w:fill="F1F5F7"/>
             <w:tcMar>
               <w:top w:w="85" w:type="dxa"/>
+              <w:left w:w="85" w:type="dxa"/>
               <w:bottom w:w="85" w:type="dxa"/>
-              <w:left w:w="85" w:type="dxa"/>
               <w:right w:w="85" w:type="dxa"/>
             </w:tcMar>
           </w:tcPr>
@@ -1829,15 +1829,15 @@
             <w:tcW w:type="dxa" w:w="3350"/>
             <w:tcBorders>
               <w:top w:val="single" w:sz="4" w:color="D9D9D9"/>
+              <w:left w:val="single" w:sz="4" w:color="D9D9D9"/>
               <w:bottom w:val="single" w:sz="4" w:color="D9D9D9"/>
-              <w:left w:val="single" w:sz="4" w:color="D9D9D9"/>
               <w:right w:val="single" w:sz="4" w:color="D9D9D9"/>
             </w:tcBorders>
             <w:shd w:fill="F1F5F7"/>
             <w:tcMar>
               <w:top w:w="85" w:type="dxa"/>
+              <w:left w:w="85" w:type="dxa"/>
               <w:bottom w:w="85" w:type="dxa"/>
-              <w:left w:w="85" w:type="dxa"/>
               <w:right w:w="85" w:type="dxa"/>
             </w:tcMar>
           </w:tcPr>
@@ -1862,15 +1862,15 @@
             <w:tcW w:type="dxa" w:w="3452"/>
             <w:tcBorders>
               <w:top w:val="single" w:sz="4" w:color="D9D9D9"/>
+              <w:left w:val="single" w:sz="4" w:color="D9D9D9"/>
               <w:bottom w:val="single" w:sz="4" w:color="D9D9D9"/>
-              <w:left w:val="single" w:sz="4" w:color="D9D9D9"/>
               <w:right w:val="single" w:sz="4" w:color="D9D9D9"/>
             </w:tcBorders>
             <w:shd w:fill="FFFFFF"/>
             <w:tcMar>
               <w:top w:w="85" w:type="dxa"/>
+              <w:left w:w="85" w:type="dxa"/>
               <w:bottom w:w="85" w:type="dxa"/>
-              <w:left w:w="85" w:type="dxa"/>
               <w:right w:w="85" w:type="dxa"/>
             </w:tcMar>
           </w:tcPr>
@@ -1893,15 +1893,15 @@
             <w:tcW w:type="dxa" w:w="3350"/>
             <w:tcBorders>
               <w:top w:val="single" w:sz="4" w:color="D9D9D9"/>
+              <w:left w:val="single" w:sz="4" w:color="D9D9D9"/>
               <w:bottom w:val="single" w:sz="4" w:color="D9D9D9"/>
-              <w:left w:val="single" w:sz="4" w:color="D9D9D9"/>
               <w:right w:val="single" w:sz="4" w:color="D9D9D9"/>
             </w:tcBorders>
             <w:shd w:fill="FFFFFF"/>
             <w:tcMar>
               <w:top w:w="85" w:type="dxa"/>
+              <w:left w:w="85" w:type="dxa"/>
               <w:bottom w:w="85" w:type="dxa"/>
-              <w:left w:w="85" w:type="dxa"/>
               <w:right w:w="85" w:type="dxa"/>
             </w:tcMar>
           </w:tcPr>
@@ -1924,15 +1924,15 @@
             <w:tcW w:type="dxa" w:w="3350"/>
             <w:tcBorders>
               <w:top w:val="single" w:sz="4" w:color="D9D9D9"/>
+              <w:left w:val="single" w:sz="4" w:color="D9D9D9"/>
               <w:bottom w:val="single" w:sz="4" w:color="D9D9D9"/>
-              <w:left w:val="single" w:sz="4" w:color="D9D9D9"/>
               <w:right w:val="single" w:sz="4" w:color="D9D9D9"/>
             </w:tcBorders>
             <w:shd w:fill="FFFFFF"/>
             <w:tcMar>
               <w:top w:w="85" w:type="dxa"/>
+              <w:left w:w="85" w:type="dxa"/>
               <w:bottom w:w="85" w:type="dxa"/>
-              <w:left w:w="85" w:type="dxa"/>
               <w:right w:w="85" w:type="dxa"/>
             </w:tcMar>
           </w:tcPr>
